--- a/html.docx
+++ b/html.docx
@@ -1081,6 +1081,8 @@
       <w:r>
         <w:t>" target="_blank"&gt;</w:t>
       </w:r>
+      <w:bookmarkStart w:id="0" w:name="_GoBack"/>
+      <w:bookmarkEnd w:id="0"/>
     </w:p>
     <w:p>
       <w:r>
@@ -1128,7 +1130,13 @@
       </w:r>
       <w:proofErr w:type="spellEnd"/>
       <w:r>
-        <w:t>="https://wa.me/923001234567" target="_blank"&gt;</w:t>
+        <w:t>="https://wa.me/923</w:t>
+      </w:r>
+      <w:r>
+        <w:t>415822784</w:t>
+      </w:r>
+      <w:r>
+        <w:t>7" target="_blank"&gt;</w:t>
       </w:r>
     </w:p>
     <w:p>
@@ -1209,8 +1217,6 @@
       <w:r>
         <w:t>&lt;/html&gt;</w:t>
       </w:r>
-      <w:bookmarkStart w:id="0" w:name="_GoBack"/>
-      <w:bookmarkEnd w:id="0"/>
     </w:p>
     <w:sectPr>
       <w:pgSz w:w="12240" w:h="15840"/>

--- a/html.docx
+++ b/html.docx
@@ -489,604 +489,600 @@
     <w:p/>
     <w:p>
       <w:r>
-        <w:t xml:space="preserve">&lt;a </w:t>
-      </w:r>
-      <w:proofErr w:type="spellStart"/>
-      <w:r>
-        <w:t>href</w:t>
-      </w:r>
-      <w:proofErr w:type="spellEnd"/>
-      <w:r>
-        <w:t>="#contact" class="</w:t>
-      </w:r>
-      <w:proofErr w:type="spellStart"/>
-      <w:r>
-        <w:t>btn</w:t>
-      </w:r>
-      <w:proofErr w:type="spellEnd"/>
-      <w:r>
-        <w:t>"&gt;Order Now&lt;/a&gt;</w:t>
-      </w:r>
-    </w:p>
-    <w:p>
-      <w:r>
-        <w:t>&lt;/div&gt;</w:t>
-      </w:r>
-    </w:p>
-    <w:p/>
-    <w:p>
-      <w:r>
-        <w:t>&lt;div class="hero-image"&gt;</w:t>
-      </w:r>
-    </w:p>
-    <w:p>
-      <w:r>
-        <w:t>&lt;</w:t>
-      </w:r>
-      <w:proofErr w:type="spellStart"/>
-      <w:r>
-        <w:t>img</w:t>
-      </w:r>
-      <w:proofErr w:type="spellEnd"/>
-      <w:r>
-        <w:t xml:space="preserve"> </w:t>
-      </w:r>
-      <w:proofErr w:type="spellStart"/>
-      <w:r>
-        <w:t>src</w:t>
-      </w:r>
-      <w:proofErr w:type="spellEnd"/>
-      <w:r>
-        <w:t>="images/product1.jpg" alt="Holistic Hair Oil"&gt;</w:t>
-      </w:r>
-    </w:p>
-    <w:p>
-      <w:r>
-        <w:t>&lt;/div&gt;</w:t>
-      </w:r>
-    </w:p>
-    <w:p/>
-    <w:p>
-      <w:r>
-        <w:t>&lt;/section&gt;</w:t>
-      </w:r>
-    </w:p>
-    <w:p/>
-    <w:p>
-      <w:r>
-        <w:lastRenderedPageBreak/>
-        <w:t>&lt;section id="about" class="section"&gt;</w:t>
-      </w:r>
-    </w:p>
-    <w:p>
-      <w:r>
-        <w:t>&lt;h2&gt;About Holistic Hair Oil&lt;/h2&gt;</w:t>
-      </w:r>
-    </w:p>
-    <w:p/>
-    <w:p>
-      <w:r>
-        <w:t>&lt;p&gt;</w:t>
-      </w:r>
-    </w:p>
-    <w:p>
-      <w:r>
-        <w:t>Holistic Hair Oil combines carefully selected natural oils to support hair nourishment and scalp care.</w:t>
-      </w:r>
-    </w:p>
-    <w:p>
-      <w:r>
-        <w:t>Our goal is simple: clean ingredients, thoughtful formulation, and a holistic approach to hair wellness.</w:t>
-      </w:r>
-    </w:p>
-    <w:p>
-      <w:r>
-        <w:t>&lt;/p&gt;</w:t>
-      </w:r>
-    </w:p>
-    <w:p/>
-    <w:p>
-      <w:r>
-        <w:t>&lt;/section&gt;</w:t>
-      </w:r>
-    </w:p>
-    <w:p/>
-    <w:p>
-      <w:r>
-        <w:t>&lt;section id="benefits" class="section benefits"&gt;</w:t>
-      </w:r>
-    </w:p>
-    <w:p/>
-    <w:p>
-      <w:r>
-        <w:t>&lt;h2&gt;Benefits&lt;/h2&gt;</w:t>
-      </w:r>
-    </w:p>
-    <w:p/>
-    <w:p>
-      <w:r>
-        <w:t>&lt;div class="cards"&gt;</w:t>
-      </w:r>
-    </w:p>
-    <w:p/>
-    <w:p>
-      <w:r>
-        <w:t>&lt;div class="card"&gt;</w:t>
-      </w:r>
-    </w:p>
-    <w:p>
-      <w:r>
-        <w:t>&lt;h3&gt;Nourishing Care&lt;/h3&gt;</w:t>
-      </w:r>
-    </w:p>
-    <w:p>
-      <w:r>
-        <w:t>&lt;p&gt;Supports healthy-looking hair from root to tip</w:t>
-      </w:r>
-      <w:proofErr w:type="gramStart"/>
-      <w:r>
-        <w:t>.&lt;</w:t>
-      </w:r>
-      <w:proofErr w:type="gramEnd"/>
-      <w:r>
-        <w:t>/p&gt;</w:t>
-      </w:r>
-    </w:p>
-    <w:p>
-      <w:r>
-        <w:t>&lt;/div&gt;</w:t>
-      </w:r>
-    </w:p>
-    <w:p/>
-    <w:p>
-      <w:r>
-        <w:t>&lt;div class="card"&gt;</w:t>
-      </w:r>
-    </w:p>
-    <w:p>
-      <w:r>
-        <w:t>&lt;h3&gt;Scalp Massage&lt;/h3&gt;</w:t>
-      </w:r>
-    </w:p>
-    <w:p>
-      <w:r>
-        <w:t>&lt;p&gt;Perfect for regular scalp massage routines</w:t>
-      </w:r>
-      <w:proofErr w:type="gramStart"/>
-      <w:r>
-        <w:t>.&lt;</w:t>
-      </w:r>
-      <w:proofErr w:type="gramEnd"/>
-      <w:r>
-        <w:t>/p&gt;</w:t>
-      </w:r>
-    </w:p>
-    <w:p>
-      <w:r>
-        <w:t>&lt;/div&gt;</w:t>
-      </w:r>
-    </w:p>
-    <w:p/>
-    <w:p>
-      <w:r>
-        <w:t>&lt;div class="card"&gt;</w:t>
-      </w:r>
-    </w:p>
-    <w:p>
-      <w:r>
-        <w:t>&lt;h3&gt;Organic Formula&lt;/h3&gt;</w:t>
-      </w:r>
-    </w:p>
-    <w:p>
-      <w:r>
-        <w:t>&lt;p&gt;Made with organic ingredients and no added preservatives</w:t>
-      </w:r>
-      <w:proofErr w:type="gramStart"/>
-      <w:r>
-        <w:t>.&lt;</w:t>
-      </w:r>
-      <w:proofErr w:type="gramEnd"/>
-      <w:r>
-        <w:t>/p&gt;</w:t>
-      </w:r>
-    </w:p>
-    <w:p>
-      <w:r>
-        <w:lastRenderedPageBreak/>
-        <w:t>&lt;/div&gt;</w:t>
-      </w:r>
-    </w:p>
-    <w:p/>
-    <w:p>
-      <w:r>
-        <w:t>&lt;div class="card"&gt;</w:t>
-      </w:r>
-    </w:p>
-    <w:p>
-      <w:r>
-        <w:t xml:space="preserve">&lt;h3&gt;Suitable </w:t>
-      </w:r>
-      <w:proofErr w:type="gramStart"/>
-      <w:r>
-        <w:t>For</w:t>
-      </w:r>
-      <w:proofErr w:type="gramEnd"/>
-      <w:r>
-        <w:t xml:space="preserve"> Most Hair Types&lt;/h3&gt;</w:t>
-      </w:r>
-    </w:p>
-    <w:p>
-      <w:r>
-        <w:t>&lt;p&gt;Designed for regular hair care and maintenance</w:t>
-      </w:r>
-      <w:proofErr w:type="gramStart"/>
-      <w:r>
-        <w:t>.&lt;</w:t>
-      </w:r>
-      <w:proofErr w:type="gramEnd"/>
-      <w:r>
-        <w:t>/p&gt;</w:t>
-      </w:r>
-    </w:p>
-    <w:p>
-      <w:r>
-        <w:t>&lt;/div&gt;</w:t>
-      </w:r>
-    </w:p>
-    <w:p/>
-    <w:p>
-      <w:r>
-        <w:t>&lt;/div&gt;</w:t>
-      </w:r>
-    </w:p>
-    <w:p/>
-    <w:p>
-      <w:r>
-        <w:t>&lt;/section&gt;</w:t>
-      </w:r>
-    </w:p>
-    <w:p/>
-    <w:p>
-      <w:r>
-        <w:t>&lt;section id="gallery" class="section"&gt;</w:t>
-      </w:r>
-    </w:p>
-    <w:p/>
-    <w:p>
-      <w:r>
-        <w:t>&lt;h2&gt;Product Gallery&lt;/h2&gt;</w:t>
-      </w:r>
-    </w:p>
-    <w:p/>
-    <w:p>
-      <w:r>
-        <w:t>&lt;div class="gallery"&gt;</w:t>
-      </w:r>
-    </w:p>
-    <w:p/>
-    <w:p>
-      <w:r>
-        <w:t>&lt;</w:t>
-      </w:r>
-      <w:proofErr w:type="spellStart"/>
-      <w:r>
-        <w:t>img</w:t>
-      </w:r>
-      <w:proofErr w:type="spellEnd"/>
-      <w:r>
-        <w:t xml:space="preserve"> </w:t>
-      </w:r>
-      <w:proofErr w:type="spellStart"/>
-      <w:r>
-        <w:t>src</w:t>
-      </w:r>
-      <w:proofErr w:type="spellEnd"/>
-      <w:r>
-        <w:t>="images/product1.jpg" alt=""&gt;</w:t>
-      </w:r>
-    </w:p>
-    <w:p>
-      <w:r>
-        <w:t>&lt;</w:t>
-      </w:r>
-      <w:proofErr w:type="spellStart"/>
-      <w:r>
-        <w:t>img</w:t>
-      </w:r>
-      <w:proofErr w:type="spellEnd"/>
-      <w:r>
-        <w:t xml:space="preserve"> </w:t>
-      </w:r>
-      <w:proofErr w:type="spellStart"/>
-      <w:r>
-        <w:t>src</w:t>
-      </w:r>
-      <w:proofErr w:type="spellEnd"/>
-      <w:r>
-        <w:t>="images/product2.jpg" alt=""&gt;</w:t>
-      </w:r>
-    </w:p>
-    <w:p>
-      <w:r>
-        <w:t>&lt;</w:t>
-      </w:r>
-      <w:proofErr w:type="spellStart"/>
-      <w:r>
-        <w:t>img</w:t>
-      </w:r>
-      <w:proofErr w:type="spellEnd"/>
-      <w:r>
-        <w:t xml:space="preserve"> </w:t>
-      </w:r>
-      <w:proofErr w:type="spellStart"/>
-      <w:r>
-        <w:t>src</w:t>
-      </w:r>
-      <w:proofErr w:type="spellEnd"/>
-      <w:r>
-        <w:t>="images/product3.jpg" alt=""&gt;</w:t>
-      </w:r>
-    </w:p>
-    <w:p/>
-    <w:p>
-      <w:r>
-        <w:t>&lt;/div&gt;</w:t>
-      </w:r>
-    </w:p>
-    <w:p/>
-    <w:p>
-      <w:r>
-        <w:t>&lt;/section&gt;</w:t>
-      </w:r>
-    </w:p>
-    <w:p/>
-    <w:p>
-      <w:r>
-        <w:t>&lt;section class="section"&gt;</w:t>
-      </w:r>
-    </w:p>
-    <w:p/>
-    <w:p>
-      <w:r>
-        <w:t xml:space="preserve">&lt;h2&gt;How </w:t>
-      </w:r>
-      <w:proofErr w:type="gramStart"/>
-      <w:r>
-        <w:t>To</w:t>
-      </w:r>
-      <w:proofErr w:type="gramEnd"/>
-      <w:r>
-        <w:t xml:space="preserve"> Use&lt;/h2&gt;</w:t>
-      </w:r>
-    </w:p>
-    <w:p/>
-    <w:p>
-      <w:r>
-        <w:lastRenderedPageBreak/>
-        <w:t>&lt;</w:t>
-      </w:r>
-      <w:proofErr w:type="spellStart"/>
-      <w:r>
-        <w:t>ol</w:t>
-      </w:r>
-      <w:proofErr w:type="spellEnd"/>
-      <w:r>
-        <w:t xml:space="preserve"> class="steps"&gt;</w:t>
-      </w:r>
-    </w:p>
-    <w:p>
-      <w:r>
-        <w:t>&lt;</w:t>
-      </w:r>
-      <w:proofErr w:type="gramStart"/>
-      <w:r>
-        <w:t>li&gt;</w:t>
-      </w:r>
-      <w:proofErr w:type="gramEnd"/>
-      <w:r>
-        <w:t>Apply a small amount to scalp and hair.&lt;/li&gt;</w:t>
-      </w:r>
-    </w:p>
-    <w:p>
-      <w:r>
-        <w:t>&lt;</w:t>
-      </w:r>
-      <w:proofErr w:type="gramStart"/>
-      <w:r>
-        <w:t>li&gt;</w:t>
-      </w:r>
-      <w:proofErr w:type="gramEnd"/>
-      <w:r>
-        <w:t>Massage gently for 3–5 minutes.&lt;/li&gt;</w:t>
-      </w:r>
-    </w:p>
-    <w:p>
-      <w:r>
-        <w:t>&lt;</w:t>
-      </w:r>
-      <w:proofErr w:type="gramStart"/>
-      <w:r>
-        <w:t>li&gt;</w:t>
-      </w:r>
-      <w:proofErr w:type="gramEnd"/>
-      <w:r>
-        <w:t>Leave for several hours or overnight.&lt;/li&gt;</w:t>
-      </w:r>
-    </w:p>
-    <w:p>
-      <w:r>
-        <w:t>&lt;</w:t>
-      </w:r>
-      <w:proofErr w:type="gramStart"/>
-      <w:r>
-        <w:t>li&gt;</w:t>
-      </w:r>
-      <w:proofErr w:type="gramEnd"/>
-      <w:r>
-        <w:t>Wash with a mild shampoo.&lt;/li&gt;</w:t>
-      </w:r>
-    </w:p>
-    <w:p>
-      <w:r>
-        <w:t>&lt;</w:t>
-      </w:r>
-      <w:proofErr w:type="gramStart"/>
-      <w:r>
-        <w:t>li&gt;</w:t>
-      </w:r>
-      <w:proofErr w:type="gramEnd"/>
-      <w:r>
-        <w:t>Use regularly for best results.&lt;/li&gt;</w:t>
-      </w:r>
-    </w:p>
-    <w:p>
-      <w:r>
-        <w:t>&lt;/</w:t>
-      </w:r>
-      <w:proofErr w:type="spellStart"/>
-      <w:r>
-        <w:t>ol</w:t>
-      </w:r>
-      <w:proofErr w:type="spellEnd"/>
-      <w:r>
-        <w:t>&gt;</w:t>
-      </w:r>
-    </w:p>
-    <w:p/>
-    <w:p>
-      <w:r>
-        <w:t>&lt;/section&gt;</w:t>
-      </w:r>
-    </w:p>
-    <w:p/>
-    <w:p>
-      <w:r>
-        <w:t>&lt;section id="contact" class="section contact"&gt;</w:t>
-      </w:r>
-    </w:p>
-    <w:p/>
-    <w:p>
-      <w:r>
-        <w:t>&lt;h2&gt;Place Your Order&lt;/h2&gt;</w:t>
-      </w:r>
-    </w:p>
-    <w:p/>
-    <w:p>
-      <w:r>
-        <w:t>&lt;p&gt;</w:t>
-      </w:r>
-    </w:p>
-    <w:p>
-      <w:r>
-        <w:t>Complete the form below and we will contact you shortly.</w:t>
-      </w:r>
-    </w:p>
-    <w:p>
-      <w:r>
-        <w:t>&lt;/p&gt;</w:t>
-      </w:r>
-    </w:p>
-    <w:p/>
-    <w:p>
-      <w:r>
-        <w:t>&lt;iframe</w:t>
-      </w:r>
-    </w:p>
-    <w:p>
-      <w:proofErr w:type="spellStart"/>
-      <w:proofErr w:type="gramStart"/>
-      <w:r>
-        <w:t>src</w:t>
-      </w:r>
-      <w:proofErr w:type="spellEnd"/>
-      <w:proofErr w:type="gramEnd"/>
-      <w:r>
-        <w:t>="</w:t>
-      </w:r>
-      <w:proofErr w:type="spellStart"/>
-      <w:r>
-        <w:t>YOUR_GOOGLE_FORM_LINK_HERE</w:t>
-      </w:r>
-      <w:proofErr w:type="spellEnd"/>
-      <w:r>
-        <w:t>"</w:t>
-      </w:r>
-    </w:p>
-    <w:p>
-      <w:proofErr w:type="gramStart"/>
-      <w:r>
-        <w:t>width</w:t>
-      </w:r>
-      <w:proofErr w:type="gramEnd"/>
-      <w:r>
-        <w:t>="100%"</w:t>
-      </w:r>
-    </w:p>
-    <w:p>
-      <w:proofErr w:type="gramStart"/>
-      <w:r>
-        <w:t>height</w:t>
-      </w:r>
-      <w:proofErr w:type="gramEnd"/>
-      <w:r>
-        <w:t>="700"</w:t>
-      </w:r>
-    </w:p>
-    <w:p>
-      <w:proofErr w:type="spellStart"/>
-      <w:proofErr w:type="gramStart"/>
-      <w:r>
-        <w:t>frameborder</w:t>
-      </w:r>
-      <w:proofErr w:type="spellEnd"/>
-      <w:proofErr w:type="gramEnd"/>
-      <w:r>
-        <w:t>="0"&gt;</w:t>
-      </w:r>
-    </w:p>
-    <w:p>
-      <w:r>
-        <w:t>Loading…</w:t>
-      </w:r>
-    </w:p>
-    <w:p>
-      <w:r>
-        <w:t>&lt;/iframe&gt;</w:t>
-      </w:r>
-    </w:p>
-    <w:p/>
-    <w:p>
-      <w:r>
-        <w:t>&lt;div class="socials"&gt;</w:t>
-      </w:r>
-    </w:p>
-    <w:p/>
-    <w:p>
-      <w:r>
-        <w:t xml:space="preserve">&lt;a </w:t>
-      </w:r>
-      <w:proofErr w:type="spellStart"/>
-      <w:r>
-        <w:t>href</w:t>
-      </w:r>
-      <w:proofErr w:type="spellEnd"/>
-      <w:r>
-        <w:t>="https://instagram.com/</w:t>
-      </w:r>
-      <w:proofErr w:type="spellStart"/>
-      <w:r>
-        <w:t>holistichairoil</w:t>
-      </w:r>
-      <w:proofErr w:type="spellEnd"/>
-      <w:r>
-        <w:t>" target="_blank"&gt;</w:t>
+        <w:t>&lt;a href="</w:t>
+      </w:r>
+      <w:r>
+        <w:t>https://docs.google.com/forms/d/e/1FAIpQLSdx_KS2LDAu7ixPb-Xt603_ikY3ef-nqDxITx3dlfIltJ0DAg/viewform?usp=header</w:t>
       </w:r>
       <w:bookmarkStart w:id="0" w:name="_GoBack"/>
       <w:bookmarkEnd w:id="0"/>
+      <w:r>
+        <w:t>" class="</w:t>
+      </w:r>
+      <w:proofErr w:type="spellStart"/>
+      <w:r>
+        <w:t>btn</w:t>
+      </w:r>
+      <w:proofErr w:type="spellEnd"/>
+      <w:r>
+        <w:t>"&gt;Order Now&lt;/a&gt;</w:t>
+      </w:r>
+    </w:p>
+    <w:p>
+      <w:r>
+        <w:t>&lt;/div&gt;</w:t>
+      </w:r>
+    </w:p>
+    <w:p/>
+    <w:p>
+      <w:r>
+        <w:t>&lt;div class="hero-image"&gt;</w:t>
+      </w:r>
+    </w:p>
+    <w:p>
+      <w:r>
+        <w:t>&lt;</w:t>
+      </w:r>
+      <w:proofErr w:type="spellStart"/>
+      <w:r>
+        <w:t>img</w:t>
+      </w:r>
+      <w:proofErr w:type="spellEnd"/>
+      <w:r>
+        <w:t xml:space="preserve"> </w:t>
+      </w:r>
+      <w:proofErr w:type="spellStart"/>
+      <w:r>
+        <w:t>src</w:t>
+      </w:r>
+      <w:proofErr w:type="spellEnd"/>
+      <w:r>
+        <w:t>="images/product1.jpg" alt="Holistic Hair Oil"&gt;</w:t>
+      </w:r>
+    </w:p>
+    <w:p>
+      <w:r>
+        <w:t>&lt;/div&gt;</w:t>
+      </w:r>
+    </w:p>
+    <w:p/>
+    <w:p>
+      <w:r>
+        <w:t>&lt;/section&gt;</w:t>
+      </w:r>
+    </w:p>
+    <w:p/>
+    <w:p>
+      <w:r>
+        <w:t>&lt;section id="about" class="section"&gt;</w:t>
+      </w:r>
+    </w:p>
+    <w:p>
+      <w:r>
+        <w:t>&lt;h2&gt;About Holistic Hair Oil&lt;/h2&gt;</w:t>
+      </w:r>
+    </w:p>
+    <w:p/>
+    <w:p>
+      <w:r>
+        <w:t>&lt;p&gt;</w:t>
+      </w:r>
+    </w:p>
+    <w:p>
+      <w:r>
+        <w:t>Holistic Hair Oil combines carefully selected natural oils to support hair nourishment and scalp care.</w:t>
+      </w:r>
+    </w:p>
+    <w:p>
+      <w:r>
+        <w:t>Our goal is simple: clean ingredients, thoughtful formulation, and a holistic approach to hair wellness.</w:t>
+      </w:r>
+    </w:p>
+    <w:p>
+      <w:r>
+        <w:t>&lt;/p&gt;</w:t>
+      </w:r>
+    </w:p>
+    <w:p/>
+    <w:p>
+      <w:r>
+        <w:t>&lt;/section&gt;</w:t>
+      </w:r>
+    </w:p>
+    <w:p/>
+    <w:p>
+      <w:r>
+        <w:t>&lt;section id="benefits" class="section benefits"&gt;</w:t>
+      </w:r>
+    </w:p>
+    <w:p/>
+    <w:p>
+      <w:r>
+        <w:t>&lt;h2&gt;Benefits&lt;/h2&gt;</w:t>
+      </w:r>
+    </w:p>
+    <w:p/>
+    <w:p>
+      <w:r>
+        <w:t>&lt;div class="cards"&gt;</w:t>
+      </w:r>
+    </w:p>
+    <w:p/>
+    <w:p>
+      <w:r>
+        <w:t>&lt;div class="card"&gt;</w:t>
+      </w:r>
+    </w:p>
+    <w:p>
+      <w:r>
+        <w:t>&lt;h3&gt;Nourishing Care&lt;/h3&gt;</w:t>
+      </w:r>
+    </w:p>
+    <w:p>
+      <w:r>
+        <w:t>&lt;p&gt;Supports healthy-looking hair from root to tip</w:t>
+      </w:r>
+      <w:proofErr w:type="gramStart"/>
+      <w:r>
+        <w:t>.&lt;</w:t>
+      </w:r>
+      <w:proofErr w:type="gramEnd"/>
+      <w:r>
+        <w:t>/p&gt;</w:t>
+      </w:r>
+    </w:p>
+    <w:p>
+      <w:r>
+        <w:t>&lt;/div&gt;</w:t>
+      </w:r>
+    </w:p>
+    <w:p/>
+    <w:p>
+      <w:r>
+        <w:t>&lt;div class="card"&gt;</w:t>
+      </w:r>
+    </w:p>
+    <w:p>
+      <w:r>
+        <w:t>&lt;h3&gt;Scalp Massage&lt;/h3&gt;</w:t>
+      </w:r>
+    </w:p>
+    <w:p>
+      <w:r>
+        <w:t>&lt;p&gt;Perfect for regular scalp massage routines</w:t>
+      </w:r>
+      <w:proofErr w:type="gramStart"/>
+      <w:r>
+        <w:t>.&lt;</w:t>
+      </w:r>
+      <w:proofErr w:type="gramEnd"/>
+      <w:r>
+        <w:t>/p&gt;</w:t>
+      </w:r>
+    </w:p>
+    <w:p>
+      <w:r>
+        <w:t>&lt;/div&gt;</w:t>
+      </w:r>
+    </w:p>
+    <w:p/>
+    <w:p>
+      <w:r>
+        <w:t>&lt;div class="card"&gt;</w:t>
+      </w:r>
+    </w:p>
+    <w:p>
+      <w:r>
+        <w:t>&lt;h3&gt;Organic Formula&lt;/h3&gt;</w:t>
+      </w:r>
     </w:p>
     <w:p>
       <w:r>
         <w:lastRenderedPageBreak/>
+        <w:t>&lt;p&gt;Made with organic ingredients and no added preservatives</w:t>
+      </w:r>
+      <w:proofErr w:type="gramStart"/>
+      <w:r>
+        <w:t>.&lt;</w:t>
+      </w:r>
+      <w:proofErr w:type="gramEnd"/>
+      <w:r>
+        <w:t>/p&gt;</w:t>
+      </w:r>
+    </w:p>
+    <w:p>
+      <w:r>
+        <w:t>&lt;/div&gt;</w:t>
+      </w:r>
+    </w:p>
+    <w:p/>
+    <w:p>
+      <w:r>
+        <w:t>&lt;div class="card"&gt;</w:t>
+      </w:r>
+    </w:p>
+    <w:p>
+      <w:r>
+        <w:t xml:space="preserve">&lt;h3&gt;Suitable </w:t>
+      </w:r>
+      <w:proofErr w:type="gramStart"/>
+      <w:r>
+        <w:t>For</w:t>
+      </w:r>
+      <w:proofErr w:type="gramEnd"/>
+      <w:r>
+        <w:t xml:space="preserve"> Most Hair Types&lt;/h3&gt;</w:t>
+      </w:r>
+    </w:p>
+    <w:p>
+      <w:r>
+        <w:t>&lt;p&gt;Designed for regular hair care and maintenance</w:t>
+      </w:r>
+      <w:proofErr w:type="gramStart"/>
+      <w:r>
+        <w:t>.&lt;</w:t>
+      </w:r>
+      <w:proofErr w:type="gramEnd"/>
+      <w:r>
+        <w:t>/p&gt;</w:t>
+      </w:r>
+    </w:p>
+    <w:p>
+      <w:r>
+        <w:t>&lt;/div&gt;</w:t>
+      </w:r>
+    </w:p>
+    <w:p/>
+    <w:p>
+      <w:r>
+        <w:t>&lt;/div&gt;</w:t>
+      </w:r>
+    </w:p>
+    <w:p/>
+    <w:p>
+      <w:r>
+        <w:t>&lt;/section&gt;</w:t>
+      </w:r>
+    </w:p>
+    <w:p/>
+    <w:p>
+      <w:r>
+        <w:t>&lt;section id="gallery" class="section"&gt;</w:t>
+      </w:r>
+    </w:p>
+    <w:p/>
+    <w:p>
+      <w:r>
+        <w:t>&lt;h2&gt;Product Gallery&lt;/h2&gt;</w:t>
+      </w:r>
+    </w:p>
+    <w:p/>
+    <w:p>
+      <w:r>
+        <w:t>&lt;div class="gallery"&gt;</w:t>
+      </w:r>
+    </w:p>
+    <w:p/>
+    <w:p>
+      <w:r>
+        <w:t>&lt;</w:t>
+      </w:r>
+      <w:proofErr w:type="spellStart"/>
+      <w:r>
+        <w:t>img</w:t>
+      </w:r>
+      <w:proofErr w:type="spellEnd"/>
+      <w:r>
+        <w:t xml:space="preserve"> </w:t>
+      </w:r>
+      <w:proofErr w:type="spellStart"/>
+      <w:r>
+        <w:t>src</w:t>
+      </w:r>
+      <w:proofErr w:type="spellEnd"/>
+      <w:r>
+        <w:t>="images/product1.jpg" alt=""&gt;</w:t>
+      </w:r>
+    </w:p>
+    <w:p>
+      <w:r>
+        <w:t>&lt;</w:t>
+      </w:r>
+      <w:proofErr w:type="spellStart"/>
+      <w:r>
+        <w:t>img</w:t>
+      </w:r>
+      <w:proofErr w:type="spellEnd"/>
+      <w:r>
+        <w:t xml:space="preserve"> </w:t>
+      </w:r>
+      <w:proofErr w:type="spellStart"/>
+      <w:r>
+        <w:t>src</w:t>
+      </w:r>
+      <w:proofErr w:type="spellEnd"/>
+      <w:r>
+        <w:t>="images/product2.jpg" alt=""&gt;</w:t>
+      </w:r>
+    </w:p>
+    <w:p>
+      <w:r>
+        <w:t>&lt;</w:t>
+      </w:r>
+      <w:proofErr w:type="spellStart"/>
+      <w:r>
+        <w:t>img</w:t>
+      </w:r>
+      <w:proofErr w:type="spellEnd"/>
+      <w:r>
+        <w:t xml:space="preserve"> </w:t>
+      </w:r>
+      <w:proofErr w:type="spellStart"/>
+      <w:r>
+        <w:t>src</w:t>
+      </w:r>
+      <w:proofErr w:type="spellEnd"/>
+      <w:r>
+        <w:t>="images/product3.jpg" alt=""&gt;</w:t>
+      </w:r>
+    </w:p>
+    <w:p/>
+    <w:p>
+      <w:r>
+        <w:t>&lt;/div&gt;</w:t>
+      </w:r>
+    </w:p>
+    <w:p/>
+    <w:p>
+      <w:r>
+        <w:t>&lt;/section&gt;</w:t>
+      </w:r>
+    </w:p>
+    <w:p/>
+    <w:p>
+      <w:r>
+        <w:t>&lt;section class="section"&gt;</w:t>
+      </w:r>
+    </w:p>
+    <w:p/>
+    <w:p>
+      <w:r>
+        <w:t xml:space="preserve">&lt;h2&gt;How </w:t>
+      </w:r>
+      <w:proofErr w:type="gramStart"/>
+      <w:r>
+        <w:t>To</w:t>
+      </w:r>
+      <w:proofErr w:type="gramEnd"/>
+      <w:r>
+        <w:t xml:space="preserve"> Use&lt;/h2&gt;</w:t>
+      </w:r>
+    </w:p>
+    <w:p/>
+    <w:p>
+      <w:r>
+        <w:t>&lt;</w:t>
+      </w:r>
+      <w:proofErr w:type="spellStart"/>
+      <w:r>
+        <w:t>ol</w:t>
+      </w:r>
+      <w:proofErr w:type="spellEnd"/>
+      <w:r>
+        <w:t xml:space="preserve"> class="steps"&gt;</w:t>
+      </w:r>
+    </w:p>
+    <w:p>
+      <w:r>
+        <w:t>&lt;</w:t>
+      </w:r>
+      <w:proofErr w:type="gramStart"/>
+      <w:r>
+        <w:t>li&gt;</w:t>
+      </w:r>
+      <w:proofErr w:type="gramEnd"/>
+      <w:r>
+        <w:t>Apply a small amount to scalp and hair.&lt;/li&gt;</w:t>
+      </w:r>
+    </w:p>
+    <w:p>
+      <w:r>
+        <w:t>&lt;</w:t>
+      </w:r>
+      <w:proofErr w:type="gramStart"/>
+      <w:r>
+        <w:t>li&gt;</w:t>
+      </w:r>
+      <w:proofErr w:type="gramEnd"/>
+      <w:r>
+        <w:t>Massage gently for 3–5 minutes.&lt;/li&gt;</w:t>
+      </w:r>
+    </w:p>
+    <w:p>
+      <w:r>
+        <w:t>&lt;</w:t>
+      </w:r>
+      <w:proofErr w:type="gramStart"/>
+      <w:r>
+        <w:t>li&gt;</w:t>
+      </w:r>
+      <w:proofErr w:type="gramEnd"/>
+      <w:r>
+        <w:t>Leave for several hours or overnight.&lt;/li&gt;</w:t>
+      </w:r>
+    </w:p>
+    <w:p>
+      <w:r>
+        <w:t>&lt;</w:t>
+      </w:r>
+      <w:proofErr w:type="gramStart"/>
+      <w:r>
+        <w:t>li&gt;</w:t>
+      </w:r>
+      <w:proofErr w:type="gramEnd"/>
+      <w:r>
+        <w:t>Wash with a mild shampoo.&lt;/li&gt;</w:t>
+      </w:r>
+    </w:p>
+    <w:p>
+      <w:r>
+        <w:t>&lt;</w:t>
+      </w:r>
+      <w:proofErr w:type="gramStart"/>
+      <w:r>
+        <w:t>li&gt;</w:t>
+      </w:r>
+      <w:proofErr w:type="gramEnd"/>
+      <w:r>
+        <w:t>Use regularly for best results.&lt;/li&gt;</w:t>
+      </w:r>
+    </w:p>
+    <w:p>
+      <w:r>
+        <w:t>&lt;/</w:t>
+      </w:r>
+      <w:proofErr w:type="spellStart"/>
+      <w:r>
+        <w:t>ol</w:t>
+      </w:r>
+      <w:proofErr w:type="spellEnd"/>
+      <w:r>
+        <w:t>&gt;</w:t>
+      </w:r>
+    </w:p>
+    <w:p/>
+    <w:p>
+      <w:r>
+        <w:t>&lt;/section&gt;</w:t>
+      </w:r>
+    </w:p>
+    <w:p/>
+    <w:p>
+      <w:r>
+        <w:t>&lt;section id="contact" class="section contact"&gt;</w:t>
+      </w:r>
+    </w:p>
+    <w:p/>
+    <w:p>
+      <w:r>
+        <w:t>&lt;h2&gt;Place Your Order&lt;/h2&gt;</w:t>
+      </w:r>
+    </w:p>
+    <w:p/>
+    <w:p>
+      <w:r>
+        <w:t>&lt;p&gt;</w:t>
+      </w:r>
+    </w:p>
+    <w:p>
+      <w:r>
+        <w:t>Complete the form below and we will contact you shortly.</w:t>
+      </w:r>
+    </w:p>
+    <w:p>
+      <w:r>
+        <w:t>&lt;/p&gt;</w:t>
+      </w:r>
+    </w:p>
+    <w:p/>
+    <w:p>
+      <w:r>
+        <w:t>&lt;iframe</w:t>
+      </w:r>
+    </w:p>
+    <w:p>
+      <w:proofErr w:type="spellStart"/>
+      <w:proofErr w:type="gramStart"/>
+      <w:r>
+        <w:t>src</w:t>
+      </w:r>
+      <w:proofErr w:type="spellEnd"/>
+      <w:proofErr w:type="gramEnd"/>
+      <w:r>
+        <w:t>="</w:t>
+      </w:r>
+      <w:proofErr w:type="spellStart"/>
+      <w:r>
+        <w:t>YOUR_GOOGLE_FORM_LINK_HERE</w:t>
+      </w:r>
+      <w:proofErr w:type="spellEnd"/>
+      <w:r>
+        <w:t>"</w:t>
+      </w:r>
+    </w:p>
+    <w:p>
+      <w:proofErr w:type="gramStart"/>
+      <w:r>
+        <w:t>width</w:t>
+      </w:r>
+      <w:proofErr w:type="gramEnd"/>
+      <w:r>
+        <w:t>="100%"</w:t>
+      </w:r>
+    </w:p>
+    <w:p>
+      <w:proofErr w:type="gramStart"/>
+      <w:r>
+        <w:t>height</w:t>
+      </w:r>
+      <w:proofErr w:type="gramEnd"/>
+      <w:r>
+        <w:t>="700"</w:t>
+      </w:r>
+    </w:p>
+    <w:p>
+      <w:proofErr w:type="spellStart"/>
+      <w:proofErr w:type="gramStart"/>
+      <w:r>
+        <w:t>frameborder</w:t>
+      </w:r>
+      <w:proofErr w:type="spellEnd"/>
+      <w:proofErr w:type="gramEnd"/>
+      <w:r>
+        <w:t>="0"&gt;</w:t>
+      </w:r>
+    </w:p>
+    <w:p>
+      <w:r>
+        <w:t>Loading…</w:t>
+      </w:r>
+    </w:p>
+    <w:p>
+      <w:r>
+        <w:t>&lt;/iframe&gt;</w:t>
+      </w:r>
+    </w:p>
+    <w:p/>
+    <w:p>
+      <w:r>
+        <w:t>&lt;div class="socials"&gt;</w:t>
+      </w:r>
+    </w:p>
+    <w:p/>
+    <w:p>
+      <w:r>
+        <w:lastRenderedPageBreak/>
+        <w:t xml:space="preserve">&lt;a </w:t>
+      </w:r>
+      <w:proofErr w:type="spellStart"/>
+      <w:r>
+        <w:t>href</w:t>
+      </w:r>
+      <w:proofErr w:type="spellEnd"/>
+      <w:r>
+        <w:t>="https://instagram.com/</w:t>
+      </w:r>
+      <w:proofErr w:type="spellStart"/>
+      <w:r>
+        <w:t>holistichairoil</w:t>
+      </w:r>
+      <w:proofErr w:type="spellEnd"/>
+      <w:r>
+        <w:t>" target="_blank"&gt;</w:t>
+      </w:r>
+    </w:p>
+    <w:p>
+      <w:r>
         <w:t>Instagram</w:t>
       </w:r>
     </w:p>
